--- a/Collatio/13/1. Textos/1. Marcados/13-H.docx
+++ b/Collatio/13/1. Textos/1. Marcados/13-H.docx
@@ -5,58 +5,58 @@
     <w:p>
       <w:pPr>
         <w:rPr>
-          <w:rFonts w:ascii="Garamond" w:hAnsi="Garamond"/>
+          <w:rFonts w:ascii="Brill" w:hAnsi="Brill"/>
         </w:rPr>
       </w:pPr>
       <w:r>
         <w:rPr>
-          <w:rFonts w:ascii="Garamond" w:hAnsi="Garamond"/>
+          <w:rFonts w:ascii="Brill" w:hAnsi="Brill"/>
           <w:color w:val="FF0000"/>
         </w:rPr>
         <w:t xml:space="preserve">20v </w:t>
       </w:r>
       <w:r>
         <w:rPr>
-          <w:rFonts w:ascii="Garamond" w:hAnsi="Garamond"/>
+          <w:rFonts w:ascii="Brill" w:hAnsi="Brill"/>
         </w:rPr>
         <w:t xml:space="preserve">Pregunto el diciplo maestro poder me </w:t>
       </w:r>
       <w:r>
         <w:rPr>
-          <w:rFonts w:ascii="Garamond" w:hAnsi="Garamond"/>
+          <w:rFonts w:ascii="Brill" w:hAnsi="Brill"/>
           <w:lang w:val="es-ES"/>
         </w:rPr>
         <w:t>i</w:t>
       </w:r>
       <w:r>
         <w:rPr>
-          <w:rFonts w:ascii="Garamond" w:hAnsi="Garamond"/>
+          <w:rFonts w:ascii="Brill" w:hAnsi="Brill"/>
         </w:rPr>
         <w:t xml:space="preserve">as dezir como pudo santa Maria fincar virgen despues que nuestro señor nascio d ella % Respondio el esto que me tu demandas non te puedo </w:t>
       </w:r>
       <w:r>
         <w:rPr>
-          <w:rFonts w:ascii="Garamond" w:hAnsi="Garamond"/>
+          <w:rFonts w:ascii="Brill" w:hAnsi="Brill"/>
           <w:color w:val="FF0000"/>
         </w:rPr>
         <w:t xml:space="preserve">ende dezir e </w:t>
       </w:r>
       <w:r>
         <w:rPr>
-          <w:rFonts w:ascii="Garamond" w:hAnsi="Garamond"/>
+          <w:rFonts w:ascii="Brill" w:hAnsi="Brill"/>
         </w:rPr>
         <w:t>responder por razon natural mas tanto te puedo dezir % Sepas que aquel señor que ovo poder de encarnar en ella sin ser corronpida asi ovo poder de nascer d ella sin corronpimiento ninguno que ella oviese en si % E d esto semejança natural te dare para mientes a la vedriera que es fecha de vedrio qu es grueso e espeso e por esto ha poder de sofrir agua e nieve e echan</w:t>
       </w:r>
       <w:r>
         <w:rPr>
-          <w:rFonts w:ascii="Garamond" w:hAnsi="Garamond"/>
+          <w:rFonts w:ascii="Brill" w:hAnsi="Brill"/>
           <w:lang w:val="es-ES"/>
         </w:rPr>
         <w:t xml:space="preserve"> </w:t>
       </w:r>
       <w:r>
         <w:rPr>
-          <w:rFonts w:ascii="Garamond" w:hAnsi="Garamond"/>
+          <w:rFonts w:ascii="Brill" w:hAnsi="Brill"/>
         </w:rPr>
         <w:t>lo en si que se non puede consumir tanto quanto ombre quiere % Pues esta vedriera que esta grueso e espeso veras el rayo del sol que pasa a la otra parte sin corronper la nin quebrantar la asi como el sol va andando e se muda de aquel derecho % Asi se va tornando el rayo por aquel logar por do entro e finca ella tan sana como de primero en esta guisa contescio lo de santa Maria quando concibio primero e despues quando pario e en esta razon non fallaras ombre en el mundo que te pueda dar otro recabdo si non este % Ca todo fue obra de miraglo qu el nuestro señor quiso demostrar por si mesmo en la bien aventurada santa Maria su madre</w:t>
       </w:r>
